--- a/docs/implementation-code/front-end/WF-004_System_Administrator_Authentication_UI_Implementation_v1.3.docx
+++ b/docs/implementation-code/front-end/WF-004_System_Administrator_Authentication_UI_Implementation_v1.3.docx
@@ -2651,7 +2651,7 @@
     </w:p>
     <w:p>
       <w:r>
-        <w:t xml:space="preserve">    btn.disabled=true; try { const r=await fetch('/api/v1/auth/system-administrators/login',{method:'POST',credentials:'same-origin',headers:{'Content-Type':'application/json; charset=utf-8',Accept:'application/json'},body:JSON.stringify({email:form.email.value.trim(),password:form.password.value})});</w:t>
+        <w:t xml:space="preserve">    btn.disabled=true; try { const r=await fetch('/api/v1/auth/system-admin/login',{method:'POST',credentials:'same-origin',headers:{'Content-Type':'application/json; charset=utf-8',Accept:'application/json'},body:JSON.stringify({email:form.email.value.trim(),password:form.password.value})});</w:t>
       </w:r>
     </w:p>
     <w:p>
@@ -4670,7 +4670,7 @@
                 <w:rFonts w:ascii="Arial" w:hAnsi="Arial"/>
                 <w:sz w:val="16"/>
               </w:rPr>
-              <w:t>UI Wireframe v1.2</w:t>
+              <w:t>UI Wireframe v1.3</w:t>
             </w:r>
           </w:p>
         </w:tc>
@@ -5123,7 +5123,7 @@
           </w:tcPr>
           <w:p>
             <w:r>
-              <w:t>CLOSED - review recommendations applied without changing approved business/API/security/persistence semantics. Repository integration and test execution remain pending; WF-003/WF-005 controlled Username blockers remain unresolved by design.</w:t>
+              <w:t>CLOSED - v1.2 review recommendations were applied without changing approved business/API/security/persistence semantics. At v1.2, the WF-003/WF-005 Username blockers remained unresolved; those blockers are superseded and closed by the approved v1.3 source baseline. Repository integration and test execution remain pending.</w:t>
             </w:r>
           </w:p>
         </w:tc>
